--- a/Knowledge/3-Work knowledge/1-Software Engineering/2-Testing/5-My Source/1-ISTQB Foundation Level/7-Configuration Management/1-Configuration Management.docx
+++ b/Knowledge/3-Work knowledge/1-Software Engineering/2-Testing/5-My Source/1-ISTQB Foundation Level/7-Configuration Management/1-Configuration Management.docx
@@ -33,51 +33,77 @@
       </w:pPr>
       <w:r>
         <w:rPr>
-          <w:b/>
-          <w:shd w:val="clear" w:color="auto" w:fill="B7B7B7"/>
-        </w:rPr>
-        <w:t># Source</w:t>
-      </w:r>
-      <w:r>
-        <w:rPr>
-          <w:shd w:val="clear" w:color="auto" w:fill="B7B7B7"/>
-        </w:rPr>
-        <w:t xml:space="preserve">: </w:t>
-      </w:r>
-      <w:r>
-        <w:rPr>
-          <w:b/>
-          <w:shd w:val="clear" w:color="auto" w:fill="B7B7B7"/>
-        </w:rPr>
-        <w:t xml:space="preserve">Chatgpt </w:t>
-      </w:r>
-      <w:r>
-        <w:rPr>
-          <w:b/>
-          <w:sz w:val="14"/>
-          <w:szCs w:val="14"/>
-          <w:shd w:val="clear" w:color="auto" w:fill="B7B7B7"/>
-        </w:rPr>
-        <w:t>(GPT</w:t>
-      </w:r>
-      <w:r>
-        <w:rPr>
-          <w:rFonts w:ascii="Cambria Math" w:hAnsi="Cambria Math" w:cs="Cambria Math"/>
-          <w:b/>
-          <w:sz w:val="14"/>
-          <w:szCs w:val="14"/>
-          <w:shd w:val="clear" w:color="auto" w:fill="B7B7B7"/>
+          <w:rFonts w:ascii="Arial" w:eastAsia="Arial" w:hAnsi="Arial" w:cs="Arial"/>
+          <w:b/>
+          <w:color w:val="000000"/>
+          <w:sz w:val="18"/>
+          <w:highlight w:val="lightGray"/>
+        </w:rPr>
+        <w:t># Source: AI Source: Provided by: [Data Path</w:t>
+      </w:r>
+      <w:r>
+        <w:rPr>
+          <w:rFonts w:ascii="Arial" w:eastAsia="Arial" w:hAnsi="Arial" w:cs="Arial"/>
+          <w:color w:val="000000"/>
+          <w:sz w:val="18"/>
+          <w:highlight w:val="lightGray"/>
+        </w:rPr>
+        <w:t xml:space="preserve">: Persons Table -&gt; ID Column: 1, Name_En Column: Motasem Essam] -&gt; </w:t>
+      </w:r>
+      <w:r>
+        <w:rPr>
+          <w:rFonts w:ascii="Arial" w:eastAsia="Arial" w:hAnsi="Arial" w:cs="Arial"/>
+          <w:b/>
+          <w:color w:val="000000"/>
+          <w:sz w:val="18"/>
+          <w:highlight w:val="lightGray"/>
+        </w:rPr>
+        <w:t>From:</w:t>
+      </w:r>
+      <w:r>
+        <w:rPr>
+          <w:rFonts w:ascii="Arial" w:eastAsia="Arial" w:hAnsi="Arial" w:cs="Arial"/>
+          <w:color w:val="000000"/>
+          <w:sz w:val="18"/>
+          <w:highlight w:val="lightGray"/>
+        </w:rPr>
+        <w:t xml:space="preserve"> [Chatgpt (GPT</w:t>
+      </w:r>
+      <w:r>
+        <w:rPr>
+          <w:rFonts w:ascii="Arial" w:eastAsia="Arial" w:hAnsi="Arial" w:cs="Cambria Math"/>
+          <w:color w:val="000000"/>
+          <w:sz w:val="18"/>
+          <w:highlight w:val="lightGray"/>
         </w:rPr>
         <w:t>‑</w:t>
       </w:r>
       <w:r>
         <w:rPr>
-          <w:b/>
-          <w:sz w:val="14"/>
-          <w:szCs w:val="14"/>
-          <w:shd w:val="clear" w:color="auto" w:fill="B7B7B7"/>
-        </w:rPr>
-        <w:t>5 Mini) at [8/18/2025]</w:t>
+          <w:rFonts w:ascii="Arial" w:eastAsia="Arial" w:hAnsi="Arial" w:cs="Arial"/>
+          <w:color w:val="000000"/>
+          <w:sz w:val="18"/>
+          <w:highlight w:val="lightGray"/>
+        </w:rPr>
+        <w:t xml:space="preserve">5 Mini)] </w:t>
+      </w:r>
+      <w:r>
+        <w:rPr>
+          <w:rFonts w:ascii="Arial" w:eastAsia="Arial" w:hAnsi="Arial" w:cs="Arial"/>
+          <w:b/>
+          <w:color w:val="000000"/>
+          <w:sz w:val="18"/>
+          <w:highlight w:val="lightGray"/>
+        </w:rPr>
+        <w:t>on</w:t>
+      </w:r>
+      <w:r>
+        <w:rPr>
+          <w:rFonts w:ascii="Arial" w:eastAsia="Arial" w:hAnsi="Arial"/>
+          <w:sz w:val="18"/>
+          <w:highlight w:val="lightGray"/>
+        </w:rPr>
+        <w:t xml:space="preserve"> [8/18/2025]</w:t>
       </w:r>
     </w:p>
     <w:p>
@@ -134,7 +160,7 @@
           <w:ilvl w:val="0"/>
           <w:numId w:val="3"/>
         </w:numPr>
-        <w:spacing w:before="240"/>
+        <w:spacing w:before="240" w:after="0" w:line="276" w:lineRule="auto"/>
       </w:pPr>
       <w:r>
         <w:rPr>
@@ -168,6 +194,7 @@
           <w:ilvl w:val="0"/>
           <w:numId w:val="3"/>
         </w:numPr>
+        <w:spacing w:after="0" w:line="276" w:lineRule="auto"/>
       </w:pPr>
       <w:r>
         <w:rPr>
@@ -201,7 +228,7 @@
           <w:ilvl w:val="0"/>
           <w:numId w:val="3"/>
         </w:numPr>
-        <w:spacing w:after="240"/>
+        <w:spacing w:after="240" w:line="276" w:lineRule="auto"/>
       </w:pPr>
       <w:r>
         <w:rPr>
@@ -231,7 +258,7 @@
     </w:p>
     <w:p>
       <w:r>
-        <w:pict w14:anchorId="16BF2392">
+        <w:pict w14:anchorId="570F95F1">
           <v:rect id="_x0000_i1025" style="width:0;height:1.5pt" o:hralign="center" o:hrstd="t" o:hr="t" fillcolor="#a0a0a0" stroked="f"/>
         </w:pict>
       </w:r>
@@ -264,51 +291,77 @@
       </w:pPr>
       <w:r>
         <w:rPr>
-          <w:b/>
-          <w:shd w:val="clear" w:color="auto" w:fill="B7B7B7"/>
-        </w:rPr>
-        <w:t># Source</w:t>
-      </w:r>
-      <w:r>
-        <w:rPr>
-          <w:shd w:val="clear" w:color="auto" w:fill="B7B7B7"/>
-        </w:rPr>
-        <w:t xml:space="preserve">: </w:t>
-      </w:r>
-      <w:r>
-        <w:rPr>
-          <w:b/>
-          <w:shd w:val="clear" w:color="auto" w:fill="B7B7B7"/>
-        </w:rPr>
-        <w:t xml:space="preserve">Chatgpt </w:t>
-      </w:r>
-      <w:r>
-        <w:rPr>
-          <w:b/>
-          <w:sz w:val="14"/>
-          <w:szCs w:val="14"/>
-          <w:shd w:val="clear" w:color="auto" w:fill="B7B7B7"/>
-        </w:rPr>
-        <w:t>(GPT</w:t>
-      </w:r>
-      <w:r>
-        <w:rPr>
-          <w:rFonts w:ascii="Cambria Math" w:hAnsi="Cambria Math" w:cs="Cambria Math"/>
-          <w:b/>
-          <w:sz w:val="14"/>
-          <w:szCs w:val="14"/>
-          <w:shd w:val="clear" w:color="auto" w:fill="B7B7B7"/>
+          <w:rFonts w:ascii="Arial" w:eastAsia="Arial" w:hAnsi="Arial" w:cs="Arial"/>
+          <w:b/>
+          <w:color w:val="000000"/>
+          <w:sz w:val="18"/>
+          <w:highlight w:val="lightGray"/>
+        </w:rPr>
+        <w:t># Source: AI Source: Provided by: [Data Path</w:t>
+      </w:r>
+      <w:r>
+        <w:rPr>
+          <w:rFonts w:ascii="Arial" w:eastAsia="Arial" w:hAnsi="Arial" w:cs="Arial"/>
+          <w:color w:val="000000"/>
+          <w:sz w:val="18"/>
+          <w:highlight w:val="lightGray"/>
+        </w:rPr>
+        <w:t xml:space="preserve">: Persons Table -&gt; ID Column: 1, Name_En Column: Motasem Essam] -&gt; </w:t>
+      </w:r>
+      <w:r>
+        <w:rPr>
+          <w:rFonts w:ascii="Arial" w:eastAsia="Arial" w:hAnsi="Arial" w:cs="Arial"/>
+          <w:b/>
+          <w:color w:val="000000"/>
+          <w:sz w:val="18"/>
+          <w:highlight w:val="lightGray"/>
+        </w:rPr>
+        <w:t>From:</w:t>
+      </w:r>
+      <w:r>
+        <w:rPr>
+          <w:rFonts w:ascii="Arial" w:eastAsia="Arial" w:hAnsi="Arial" w:cs="Arial"/>
+          <w:color w:val="000000"/>
+          <w:sz w:val="18"/>
+          <w:highlight w:val="lightGray"/>
+        </w:rPr>
+        <w:t xml:space="preserve"> [Chatgpt (GPT</w:t>
+      </w:r>
+      <w:r>
+        <w:rPr>
+          <w:rFonts w:ascii="Arial" w:eastAsia="Arial" w:hAnsi="Arial" w:cs="Cambria Math"/>
+          <w:color w:val="000000"/>
+          <w:sz w:val="18"/>
+          <w:highlight w:val="lightGray"/>
         </w:rPr>
         <w:t>‑</w:t>
       </w:r>
       <w:r>
         <w:rPr>
-          <w:b/>
-          <w:sz w:val="14"/>
-          <w:szCs w:val="14"/>
-          <w:shd w:val="clear" w:color="auto" w:fill="B7B7B7"/>
-        </w:rPr>
-        <w:t>5 Mini) at [8/18/2025]</w:t>
+          <w:rFonts w:ascii="Arial" w:eastAsia="Arial" w:hAnsi="Arial" w:cs="Arial"/>
+          <w:color w:val="000000"/>
+          <w:sz w:val="18"/>
+          <w:highlight w:val="lightGray"/>
+        </w:rPr>
+        <w:t xml:space="preserve">5 Mini)] </w:t>
+      </w:r>
+      <w:r>
+        <w:rPr>
+          <w:rFonts w:ascii="Arial" w:eastAsia="Arial" w:hAnsi="Arial" w:cs="Arial"/>
+          <w:b/>
+          <w:color w:val="000000"/>
+          <w:sz w:val="18"/>
+          <w:highlight w:val="lightGray"/>
+        </w:rPr>
+        <w:t>on</w:t>
+      </w:r>
+      <w:r>
+        <w:rPr>
+          <w:rFonts w:ascii="Arial" w:eastAsia="Arial" w:hAnsi="Arial"/>
+          <w:sz w:val="18"/>
+          <w:highlight w:val="lightGray"/>
+        </w:rPr>
+        <w:t xml:space="preserve"> [8/18/2025]</w:t>
       </w:r>
     </w:p>
     <w:p>
@@ -317,7 +370,7 @@
           <w:ilvl w:val="0"/>
           <w:numId w:val="5"/>
         </w:numPr>
-        <w:spacing w:before="240"/>
+        <w:spacing w:before="240" w:after="0" w:line="276" w:lineRule="auto"/>
       </w:pPr>
       <w:r>
         <w:rPr>
@@ -345,6 +398,7 @@
           <w:ilvl w:val="0"/>
           <w:numId w:val="5"/>
         </w:numPr>
+        <w:spacing w:after="0" w:line="276" w:lineRule="auto"/>
       </w:pPr>
       <w:r>
         <w:rPr>
@@ -372,6 +426,7 @@
           <w:ilvl w:val="0"/>
           <w:numId w:val="5"/>
         </w:numPr>
+        <w:spacing w:after="0" w:line="276" w:lineRule="auto"/>
       </w:pPr>
       <w:r>
         <w:rPr>
@@ -399,6 +454,7 @@
           <w:ilvl w:val="0"/>
           <w:numId w:val="5"/>
         </w:numPr>
+        <w:spacing w:after="0" w:line="276" w:lineRule="auto"/>
       </w:pPr>
       <w:r>
         <w:rPr>
@@ -426,7 +482,7 @@
           <w:ilvl w:val="0"/>
           <w:numId w:val="5"/>
         </w:numPr>
-        <w:spacing w:after="240"/>
+        <w:spacing w:after="240" w:line="276" w:lineRule="auto"/>
       </w:pPr>
       <w:r>
         <w:rPr>
@@ -450,7 +506,7 @@
     </w:p>
     <w:p>
       <w:r>
-        <w:pict w14:anchorId="3DC44898">
+        <w:pict w14:anchorId="0BF81E64">
           <v:rect id="_x0000_i1026" style="width:0;height:1.5pt" o:hralign="center" o:hrstd="t" o:hr="t" fillcolor="#a0a0a0" stroked="f"/>
         </w:pict>
       </w:r>
@@ -483,52 +539,77 @@
       </w:pPr>
       <w:r>
         <w:rPr>
-          <w:b/>
-          <w:shd w:val="clear" w:color="auto" w:fill="B7B7B7"/>
-        </w:rPr>
-        <w:lastRenderedPageBreak/>
-        <w:t># Source</w:t>
-      </w:r>
-      <w:r>
-        <w:rPr>
-          <w:shd w:val="clear" w:color="auto" w:fill="B7B7B7"/>
-        </w:rPr>
-        <w:t xml:space="preserve">: </w:t>
-      </w:r>
-      <w:r>
-        <w:rPr>
-          <w:b/>
-          <w:shd w:val="clear" w:color="auto" w:fill="B7B7B7"/>
-        </w:rPr>
-        <w:t xml:space="preserve">Chatgpt </w:t>
-      </w:r>
-      <w:r>
-        <w:rPr>
-          <w:b/>
-          <w:sz w:val="14"/>
-          <w:szCs w:val="14"/>
-          <w:shd w:val="clear" w:color="auto" w:fill="B7B7B7"/>
-        </w:rPr>
-        <w:t>(GPT</w:t>
-      </w:r>
-      <w:r>
-        <w:rPr>
-          <w:rFonts w:ascii="Cambria Math" w:hAnsi="Cambria Math" w:cs="Cambria Math"/>
-          <w:b/>
-          <w:sz w:val="14"/>
-          <w:szCs w:val="14"/>
-          <w:shd w:val="clear" w:color="auto" w:fill="B7B7B7"/>
+          <w:rFonts w:ascii="Arial" w:eastAsia="Arial" w:hAnsi="Arial" w:cs="Arial"/>
+          <w:b/>
+          <w:color w:val="000000"/>
+          <w:sz w:val="18"/>
+          <w:highlight w:val="lightGray"/>
+        </w:rPr>
+        <w:t># Source: AI Source: Provided by: [Data Path</w:t>
+      </w:r>
+      <w:r>
+        <w:rPr>
+          <w:rFonts w:ascii="Arial" w:eastAsia="Arial" w:hAnsi="Arial" w:cs="Arial"/>
+          <w:color w:val="000000"/>
+          <w:sz w:val="18"/>
+          <w:highlight w:val="lightGray"/>
+        </w:rPr>
+        <w:t xml:space="preserve">: Persons Table -&gt; ID Column: 1, Name_En Column: Motasem Essam] -&gt; </w:t>
+      </w:r>
+      <w:r>
+        <w:rPr>
+          <w:rFonts w:ascii="Arial" w:eastAsia="Arial" w:hAnsi="Arial" w:cs="Arial"/>
+          <w:b/>
+          <w:color w:val="000000"/>
+          <w:sz w:val="18"/>
+          <w:highlight w:val="lightGray"/>
+        </w:rPr>
+        <w:t>From:</w:t>
+      </w:r>
+      <w:r>
+        <w:rPr>
+          <w:rFonts w:ascii="Arial" w:eastAsia="Arial" w:hAnsi="Arial" w:cs="Arial"/>
+          <w:color w:val="000000"/>
+          <w:sz w:val="18"/>
+          <w:highlight w:val="lightGray"/>
+        </w:rPr>
+        <w:t xml:space="preserve"> [Chatgpt (GPT</w:t>
+      </w:r>
+      <w:r>
+        <w:rPr>
+          <w:rFonts w:ascii="Arial" w:eastAsia="Arial" w:hAnsi="Arial" w:cs="Cambria Math"/>
+          <w:color w:val="000000"/>
+          <w:sz w:val="18"/>
+          <w:highlight w:val="lightGray"/>
         </w:rPr>
         <w:t>‑</w:t>
       </w:r>
       <w:r>
         <w:rPr>
-          <w:b/>
-          <w:sz w:val="14"/>
-          <w:szCs w:val="14"/>
-          <w:shd w:val="clear" w:color="auto" w:fill="B7B7B7"/>
-        </w:rPr>
-        <w:t>5 Mini) at [8/18/2025]</w:t>
+          <w:rFonts w:ascii="Arial" w:eastAsia="Arial" w:hAnsi="Arial" w:cs="Arial"/>
+          <w:color w:val="000000"/>
+          <w:sz w:val="18"/>
+          <w:highlight w:val="lightGray"/>
+        </w:rPr>
+        <w:t xml:space="preserve">5 Mini)] </w:t>
+      </w:r>
+      <w:r>
+        <w:rPr>
+          <w:rFonts w:ascii="Arial" w:eastAsia="Arial" w:hAnsi="Arial" w:cs="Arial"/>
+          <w:b/>
+          <w:color w:val="000000"/>
+          <w:sz w:val="18"/>
+          <w:highlight w:val="lightGray"/>
+        </w:rPr>
+        <w:t>on</w:t>
+      </w:r>
+      <w:r>
+        <w:rPr>
+          <w:rFonts w:ascii="Arial" w:eastAsia="Arial" w:hAnsi="Arial"/>
+          <w:sz w:val="18"/>
+          <w:highlight w:val="lightGray"/>
+        </w:rPr>
+        <w:t xml:space="preserve"> [8/18/2025]</w:t>
       </w:r>
     </w:p>
     <w:p>
@@ -537,7 +618,7 @@
           <w:ilvl w:val="0"/>
           <w:numId w:val="6"/>
         </w:numPr>
-        <w:spacing w:before="240"/>
+        <w:spacing w:before="240" w:after="0" w:line="276" w:lineRule="auto"/>
         <w:rPr>
           <w:rFonts w:ascii="Roboto Mono" w:eastAsia="Roboto Mono" w:hAnsi="Roboto Mono" w:cs="Roboto Mono"/>
         </w:rPr>
@@ -563,6 +644,7 @@
           <w:ilvl w:val="1"/>
           <w:numId w:val="6"/>
         </w:numPr>
+        <w:spacing w:after="0" w:line="276" w:lineRule="auto"/>
         <w:rPr>
           <w:rFonts w:ascii="Roboto Mono" w:eastAsia="Roboto Mono" w:hAnsi="Roboto Mono" w:cs="Roboto Mono"/>
         </w:rPr>
@@ -586,6 +668,7 @@
           <w:ilvl w:val="0"/>
           <w:numId w:val="6"/>
         </w:numPr>
+        <w:spacing w:after="0" w:line="276" w:lineRule="auto"/>
         <w:rPr>
           <w:rFonts w:ascii="Roboto Mono" w:eastAsia="Roboto Mono" w:hAnsi="Roboto Mono" w:cs="Roboto Mono"/>
         </w:rPr>
@@ -611,6 +694,7 @@
           <w:ilvl w:val="1"/>
           <w:numId w:val="6"/>
         </w:numPr>
+        <w:spacing w:after="0" w:line="276" w:lineRule="auto"/>
         <w:rPr>
           <w:rFonts w:ascii="Roboto Mono" w:eastAsia="Roboto Mono" w:hAnsi="Roboto Mono" w:cs="Roboto Mono"/>
         </w:rPr>
@@ -634,6 +718,7 @@
           <w:ilvl w:val="0"/>
           <w:numId w:val="6"/>
         </w:numPr>
+        <w:spacing w:after="0" w:line="276" w:lineRule="auto"/>
         <w:rPr>
           <w:rFonts w:ascii="Roboto Mono" w:eastAsia="Roboto Mono" w:hAnsi="Roboto Mono" w:cs="Roboto Mono"/>
         </w:rPr>
@@ -659,6 +744,7 @@
           <w:ilvl w:val="1"/>
           <w:numId w:val="6"/>
         </w:numPr>
+        <w:spacing w:after="0" w:line="276" w:lineRule="auto"/>
       </w:pPr>
       <w:r>
         <w:rPr>
@@ -692,6 +778,7 @@
           <w:ilvl w:val="0"/>
           <w:numId w:val="6"/>
         </w:numPr>
+        <w:spacing w:after="0" w:line="276" w:lineRule="auto"/>
         <w:rPr>
           <w:rFonts w:ascii="Roboto Mono" w:eastAsia="Roboto Mono" w:hAnsi="Roboto Mono" w:cs="Roboto Mono"/>
         </w:rPr>
@@ -717,6 +804,7 @@
           <w:ilvl w:val="1"/>
           <w:numId w:val="6"/>
         </w:numPr>
+        <w:spacing w:after="0" w:line="276" w:lineRule="auto"/>
         <w:rPr>
           <w:rFonts w:ascii="Roboto Mono" w:eastAsia="Roboto Mono" w:hAnsi="Roboto Mono" w:cs="Roboto Mono"/>
         </w:rPr>
@@ -740,6 +828,7 @@
           <w:ilvl w:val="0"/>
           <w:numId w:val="6"/>
         </w:numPr>
+        <w:spacing w:after="0" w:line="276" w:lineRule="auto"/>
         <w:rPr>
           <w:rFonts w:ascii="Roboto Mono" w:eastAsia="Roboto Mono" w:hAnsi="Roboto Mono" w:cs="Roboto Mono"/>
         </w:rPr>
@@ -765,7 +854,7 @@
           <w:ilvl w:val="1"/>
           <w:numId w:val="6"/>
         </w:numPr>
-        <w:spacing w:after="240"/>
+        <w:spacing w:after="240" w:line="276" w:lineRule="auto"/>
         <w:rPr>
           <w:rFonts w:ascii="Roboto Mono" w:eastAsia="Roboto Mono" w:hAnsi="Roboto Mono" w:cs="Roboto Mono"/>
         </w:rPr>
@@ -785,7 +874,7 @@
     </w:p>
     <w:p>
       <w:r>
-        <w:pict w14:anchorId="2E21D4AC">
+        <w:pict w14:anchorId="48B292A8">
           <v:rect id="_x0000_i1027" style="width:0;height:1.5pt" o:hralign="center" o:hrstd="t" o:hr="t" fillcolor="#a0a0a0" stroked="f"/>
         </w:pict>
       </w:r>
@@ -806,51 +895,77 @@
       </w:pPr>
       <w:r>
         <w:rPr>
-          <w:b/>
-          <w:shd w:val="clear" w:color="auto" w:fill="B7B7B7"/>
-        </w:rPr>
-        <w:t># Source</w:t>
-      </w:r>
-      <w:r>
-        <w:rPr>
-          <w:shd w:val="clear" w:color="auto" w:fill="B7B7B7"/>
-        </w:rPr>
-        <w:t xml:space="preserve">: </w:t>
-      </w:r>
-      <w:r>
-        <w:rPr>
-          <w:b/>
-          <w:shd w:val="clear" w:color="auto" w:fill="B7B7B7"/>
-        </w:rPr>
-        <w:t xml:space="preserve">Chatgpt </w:t>
-      </w:r>
-      <w:r>
-        <w:rPr>
-          <w:b/>
-          <w:sz w:val="14"/>
-          <w:szCs w:val="14"/>
-          <w:shd w:val="clear" w:color="auto" w:fill="B7B7B7"/>
-        </w:rPr>
-        <w:t>(GPT</w:t>
-      </w:r>
-      <w:r>
-        <w:rPr>
-          <w:rFonts w:ascii="Cambria Math" w:hAnsi="Cambria Math" w:cs="Cambria Math"/>
-          <w:b/>
-          <w:sz w:val="14"/>
-          <w:szCs w:val="14"/>
-          <w:shd w:val="clear" w:color="auto" w:fill="B7B7B7"/>
+          <w:rFonts w:ascii="Arial" w:eastAsia="Arial" w:hAnsi="Arial" w:cs="Arial"/>
+          <w:b/>
+          <w:color w:val="000000"/>
+          <w:sz w:val="18"/>
+          <w:highlight w:val="lightGray"/>
+        </w:rPr>
+        <w:t># Source: AI Source: Provided by: [Data Path</w:t>
+      </w:r>
+      <w:r>
+        <w:rPr>
+          <w:rFonts w:ascii="Arial" w:eastAsia="Arial" w:hAnsi="Arial" w:cs="Arial"/>
+          <w:color w:val="000000"/>
+          <w:sz w:val="18"/>
+          <w:highlight w:val="lightGray"/>
+        </w:rPr>
+        <w:t xml:space="preserve">: Persons Table -&gt; ID Column: 1, Name_En Column: Motasem Essam] -&gt; </w:t>
+      </w:r>
+      <w:r>
+        <w:rPr>
+          <w:rFonts w:ascii="Arial" w:eastAsia="Arial" w:hAnsi="Arial" w:cs="Arial"/>
+          <w:b/>
+          <w:color w:val="000000"/>
+          <w:sz w:val="18"/>
+          <w:highlight w:val="lightGray"/>
+        </w:rPr>
+        <w:t>From:</w:t>
+      </w:r>
+      <w:r>
+        <w:rPr>
+          <w:rFonts w:ascii="Arial" w:eastAsia="Arial" w:hAnsi="Arial" w:cs="Arial"/>
+          <w:color w:val="000000"/>
+          <w:sz w:val="18"/>
+          <w:highlight w:val="lightGray"/>
+        </w:rPr>
+        <w:t xml:space="preserve"> [Chatgpt (GPT</w:t>
+      </w:r>
+      <w:r>
+        <w:rPr>
+          <w:rFonts w:ascii="Arial" w:eastAsia="Arial" w:hAnsi="Arial" w:cs="Cambria Math"/>
+          <w:color w:val="000000"/>
+          <w:sz w:val="18"/>
+          <w:highlight w:val="lightGray"/>
         </w:rPr>
         <w:t>‑</w:t>
       </w:r>
       <w:r>
         <w:rPr>
-          <w:b/>
-          <w:sz w:val="14"/>
-          <w:szCs w:val="14"/>
-          <w:shd w:val="clear" w:color="auto" w:fill="B7B7B7"/>
-        </w:rPr>
-        <w:t>5 Mini) at [8/18/2025]</w:t>
+          <w:rFonts w:ascii="Arial" w:eastAsia="Arial" w:hAnsi="Arial" w:cs="Arial"/>
+          <w:color w:val="000000"/>
+          <w:sz w:val="18"/>
+          <w:highlight w:val="lightGray"/>
+        </w:rPr>
+        <w:t xml:space="preserve">5 Mini)] </w:t>
+      </w:r>
+      <w:r>
+        <w:rPr>
+          <w:rFonts w:ascii="Arial" w:eastAsia="Arial" w:hAnsi="Arial" w:cs="Arial"/>
+          <w:b/>
+          <w:color w:val="000000"/>
+          <w:sz w:val="18"/>
+          <w:highlight w:val="lightGray"/>
+        </w:rPr>
+        <w:t>on</w:t>
+      </w:r>
+      <w:r>
+        <w:rPr>
+          <w:rFonts w:ascii="Arial" w:eastAsia="Arial" w:hAnsi="Arial"/>
+          <w:sz w:val="18"/>
+          <w:highlight w:val="lightGray"/>
+        </w:rPr>
+        <w:t xml:space="preserve"> [8/18/2025]</w:t>
       </w:r>
     </w:p>
     <w:p>
@@ -859,7 +974,7 @@
           <w:ilvl w:val="0"/>
           <w:numId w:val="4"/>
         </w:numPr>
-        <w:spacing w:before="240"/>
+        <w:spacing w:before="240" w:after="0" w:line="276" w:lineRule="auto"/>
       </w:pPr>
       <w:r>
         <w:rPr>
@@ -887,6 +1002,7 @@
           <w:ilvl w:val="0"/>
           <w:numId w:val="4"/>
         </w:numPr>
+        <w:spacing w:after="0" w:line="276" w:lineRule="auto"/>
       </w:pPr>
       <w:r>
         <w:rPr>
@@ -914,6 +1030,7 @@
           <w:ilvl w:val="0"/>
           <w:numId w:val="4"/>
         </w:numPr>
+        <w:spacing w:after="0" w:line="276" w:lineRule="auto"/>
       </w:pPr>
       <w:r>
         <w:rPr>
@@ -941,14 +1058,13 @@
           <w:ilvl w:val="0"/>
           <w:numId w:val="4"/>
         </w:numPr>
-        <w:spacing w:after="240"/>
-      </w:pPr>
-      <w:r>
-        <w:rPr>
-          <w:rFonts w:ascii="Roboto Mono" w:eastAsia="Roboto Mono" w:hAnsi="Roboto Mono" w:cs="Roboto Mono"/>
-          <w:b/>
-        </w:rPr>
-        <w:lastRenderedPageBreak/>
+        <w:spacing w:after="240" w:line="276" w:lineRule="auto"/>
+      </w:pPr>
+      <w:r>
+        <w:rPr>
+          <w:rFonts w:ascii="Roboto Mono" w:eastAsia="Roboto Mono" w:hAnsi="Roboto Mono" w:cs="Roboto Mono"/>
+          <w:b/>
+        </w:rPr>
         <w:t>Environment &amp; Infrastructure</w:t>
       </w:r>
       <w:r>
@@ -966,7 +1082,7 @@
     </w:p>
     <w:p>
       <w:r>
-        <w:pict w14:anchorId="62E8A213">
+        <w:pict w14:anchorId="05B116F1">
           <v:rect id="_x0000_i1028" style="width:0;height:1.5pt" o:hralign="center" o:hrstd="t" o:hr="t" fillcolor="#a0a0a0" stroked="f"/>
         </w:pict>
       </w:r>
@@ -1000,51 +1116,77 @@
       </w:pPr>
       <w:r>
         <w:rPr>
-          <w:b/>
-          <w:shd w:val="clear" w:color="auto" w:fill="B7B7B7"/>
-        </w:rPr>
-        <w:t># Source</w:t>
-      </w:r>
-      <w:r>
-        <w:rPr>
-          <w:shd w:val="clear" w:color="auto" w:fill="B7B7B7"/>
-        </w:rPr>
-        <w:t xml:space="preserve">: </w:t>
-      </w:r>
-      <w:r>
-        <w:rPr>
-          <w:b/>
-          <w:shd w:val="clear" w:color="auto" w:fill="B7B7B7"/>
-        </w:rPr>
-        <w:t xml:space="preserve">Chatgpt </w:t>
-      </w:r>
-      <w:r>
-        <w:rPr>
-          <w:b/>
-          <w:sz w:val="14"/>
-          <w:szCs w:val="14"/>
-          <w:shd w:val="clear" w:color="auto" w:fill="B7B7B7"/>
-        </w:rPr>
-        <w:t>(GPT</w:t>
-      </w:r>
-      <w:r>
-        <w:rPr>
-          <w:rFonts w:ascii="Cambria Math" w:hAnsi="Cambria Math" w:cs="Cambria Math"/>
-          <w:b/>
-          <w:sz w:val="14"/>
-          <w:szCs w:val="14"/>
-          <w:shd w:val="clear" w:color="auto" w:fill="B7B7B7"/>
+          <w:rFonts w:ascii="Arial" w:eastAsia="Arial" w:hAnsi="Arial" w:cs="Arial"/>
+          <w:b/>
+          <w:color w:val="000000"/>
+          <w:sz w:val="18"/>
+          <w:highlight w:val="lightGray"/>
+        </w:rPr>
+        <w:t># Source: AI Source: Provided by: [Data Path</w:t>
+      </w:r>
+      <w:r>
+        <w:rPr>
+          <w:rFonts w:ascii="Arial" w:eastAsia="Arial" w:hAnsi="Arial" w:cs="Arial"/>
+          <w:color w:val="000000"/>
+          <w:sz w:val="18"/>
+          <w:highlight w:val="lightGray"/>
+        </w:rPr>
+        <w:t xml:space="preserve">: Persons Table -&gt; ID Column: 1, Name_En Column: Motasem Essam] -&gt; </w:t>
+      </w:r>
+      <w:r>
+        <w:rPr>
+          <w:rFonts w:ascii="Arial" w:eastAsia="Arial" w:hAnsi="Arial" w:cs="Arial"/>
+          <w:b/>
+          <w:color w:val="000000"/>
+          <w:sz w:val="18"/>
+          <w:highlight w:val="lightGray"/>
+        </w:rPr>
+        <w:t>From:</w:t>
+      </w:r>
+      <w:r>
+        <w:rPr>
+          <w:rFonts w:ascii="Arial" w:eastAsia="Arial" w:hAnsi="Arial" w:cs="Arial"/>
+          <w:color w:val="000000"/>
+          <w:sz w:val="18"/>
+          <w:highlight w:val="lightGray"/>
+        </w:rPr>
+        <w:t xml:space="preserve"> [Chatgpt (GPT</w:t>
+      </w:r>
+      <w:r>
+        <w:rPr>
+          <w:rFonts w:ascii="Arial" w:eastAsia="Arial" w:hAnsi="Arial" w:cs="Cambria Math"/>
+          <w:color w:val="000000"/>
+          <w:sz w:val="18"/>
+          <w:highlight w:val="lightGray"/>
         </w:rPr>
         <w:t>‑</w:t>
       </w:r>
       <w:r>
         <w:rPr>
-          <w:b/>
-          <w:sz w:val="14"/>
-          <w:szCs w:val="14"/>
-          <w:shd w:val="clear" w:color="auto" w:fill="B7B7B7"/>
-        </w:rPr>
-        <w:t>5 Mini) at [8/18/2025]</w:t>
+          <w:rFonts w:ascii="Arial" w:eastAsia="Arial" w:hAnsi="Arial" w:cs="Arial"/>
+          <w:color w:val="000000"/>
+          <w:sz w:val="18"/>
+          <w:highlight w:val="lightGray"/>
+        </w:rPr>
+        <w:t xml:space="preserve">5 Mini)] </w:t>
+      </w:r>
+      <w:r>
+        <w:rPr>
+          <w:rFonts w:ascii="Arial" w:eastAsia="Arial" w:hAnsi="Arial" w:cs="Arial"/>
+          <w:b/>
+          <w:color w:val="000000"/>
+          <w:sz w:val="18"/>
+          <w:highlight w:val="lightGray"/>
+        </w:rPr>
+        <w:t>on</w:t>
+      </w:r>
+      <w:r>
+        <w:rPr>
+          <w:rFonts w:ascii="Arial" w:eastAsia="Arial" w:hAnsi="Arial"/>
+          <w:sz w:val="18"/>
+          <w:highlight w:val="lightGray"/>
+        </w:rPr>
+        <w:t xml:space="preserve"> [8/18/2025]</w:t>
       </w:r>
     </w:p>
     <w:p>
@@ -1053,7 +1195,7 @@
           <w:ilvl w:val="0"/>
           <w:numId w:val="1"/>
         </w:numPr>
-        <w:spacing w:before="240"/>
+        <w:spacing w:before="240" w:after="0" w:line="276" w:lineRule="auto"/>
       </w:pPr>
       <w:r>
         <w:rPr>
@@ -1087,6 +1229,7 @@
           <w:ilvl w:val="0"/>
           <w:numId w:val="1"/>
         </w:numPr>
+        <w:spacing w:after="0" w:line="276" w:lineRule="auto"/>
       </w:pPr>
       <w:r>
         <w:rPr>
@@ -1120,6 +1263,7 @@
           <w:ilvl w:val="0"/>
           <w:numId w:val="1"/>
         </w:numPr>
+        <w:spacing w:after="0" w:line="276" w:lineRule="auto"/>
       </w:pPr>
       <w:r>
         <w:rPr>
@@ -1153,7 +1297,7 @@
           <w:ilvl w:val="0"/>
           <w:numId w:val="1"/>
         </w:numPr>
-        <w:spacing w:after="240"/>
+        <w:spacing w:after="240" w:line="276" w:lineRule="auto"/>
       </w:pPr>
       <w:r>
         <w:rPr>
@@ -1180,7 +1324,7 @@
     </w:p>
     <w:p>
       <w:r>
-        <w:pict w14:anchorId="119E99B5">
+        <w:pict w14:anchorId="75C9E235">
           <v:rect id="_x0000_i1029" style="width:0;height:1.5pt" o:hralign="center" o:hrstd="t" o:hr="t" fillcolor="#a0a0a0" stroked="f"/>
         </w:pict>
       </w:r>
@@ -1201,51 +1345,77 @@
       </w:pPr>
       <w:r>
         <w:rPr>
-          <w:b/>
-          <w:shd w:val="clear" w:color="auto" w:fill="B7B7B7"/>
-        </w:rPr>
-        <w:t># Source</w:t>
-      </w:r>
-      <w:r>
-        <w:rPr>
-          <w:shd w:val="clear" w:color="auto" w:fill="B7B7B7"/>
-        </w:rPr>
-        <w:t xml:space="preserve">: </w:t>
-      </w:r>
-      <w:r>
-        <w:rPr>
-          <w:b/>
-          <w:shd w:val="clear" w:color="auto" w:fill="B7B7B7"/>
-        </w:rPr>
-        <w:t xml:space="preserve">Chatgpt </w:t>
-      </w:r>
-      <w:r>
-        <w:rPr>
-          <w:b/>
-          <w:sz w:val="14"/>
-          <w:szCs w:val="14"/>
-          <w:shd w:val="clear" w:color="auto" w:fill="B7B7B7"/>
-        </w:rPr>
-        <w:t>(GPT</w:t>
-      </w:r>
-      <w:r>
-        <w:rPr>
-          <w:rFonts w:ascii="Cambria Math" w:hAnsi="Cambria Math" w:cs="Cambria Math"/>
-          <w:b/>
-          <w:sz w:val="14"/>
-          <w:szCs w:val="14"/>
-          <w:shd w:val="clear" w:color="auto" w:fill="B7B7B7"/>
+          <w:rFonts w:ascii="Arial" w:eastAsia="Arial" w:hAnsi="Arial" w:cs="Arial"/>
+          <w:b/>
+          <w:color w:val="000000"/>
+          <w:sz w:val="18"/>
+          <w:highlight w:val="lightGray"/>
+        </w:rPr>
+        <w:t># Source: AI Source: Provided by: [Data Path</w:t>
+      </w:r>
+      <w:r>
+        <w:rPr>
+          <w:rFonts w:ascii="Arial" w:eastAsia="Arial" w:hAnsi="Arial" w:cs="Arial"/>
+          <w:color w:val="000000"/>
+          <w:sz w:val="18"/>
+          <w:highlight w:val="lightGray"/>
+        </w:rPr>
+        <w:t xml:space="preserve">: Persons Table -&gt; ID Column: 1, Name_En Column: Motasem Essam] -&gt; </w:t>
+      </w:r>
+      <w:r>
+        <w:rPr>
+          <w:rFonts w:ascii="Arial" w:eastAsia="Arial" w:hAnsi="Arial" w:cs="Arial"/>
+          <w:b/>
+          <w:color w:val="000000"/>
+          <w:sz w:val="18"/>
+          <w:highlight w:val="lightGray"/>
+        </w:rPr>
+        <w:t>From:</w:t>
+      </w:r>
+      <w:r>
+        <w:rPr>
+          <w:rFonts w:ascii="Arial" w:eastAsia="Arial" w:hAnsi="Arial" w:cs="Arial"/>
+          <w:color w:val="000000"/>
+          <w:sz w:val="18"/>
+          <w:highlight w:val="lightGray"/>
+        </w:rPr>
+        <w:t xml:space="preserve"> [Chatgpt (GPT</w:t>
+      </w:r>
+      <w:r>
+        <w:rPr>
+          <w:rFonts w:ascii="Arial" w:eastAsia="Arial" w:hAnsi="Arial" w:cs="Cambria Math"/>
+          <w:color w:val="000000"/>
+          <w:sz w:val="18"/>
+          <w:highlight w:val="lightGray"/>
         </w:rPr>
         <w:t>‑</w:t>
       </w:r>
       <w:r>
         <w:rPr>
-          <w:b/>
-          <w:sz w:val="14"/>
-          <w:szCs w:val="14"/>
-          <w:shd w:val="clear" w:color="auto" w:fill="B7B7B7"/>
-        </w:rPr>
-        <w:t>5 Mini) at [8/18/2025]</w:t>
+          <w:rFonts w:ascii="Arial" w:eastAsia="Arial" w:hAnsi="Arial" w:cs="Arial"/>
+          <w:color w:val="000000"/>
+          <w:sz w:val="18"/>
+          <w:highlight w:val="lightGray"/>
+        </w:rPr>
+        <w:t xml:space="preserve">5 Mini)] </w:t>
+      </w:r>
+      <w:r>
+        <w:rPr>
+          <w:rFonts w:ascii="Arial" w:eastAsia="Arial" w:hAnsi="Arial" w:cs="Arial"/>
+          <w:b/>
+          <w:color w:val="000000"/>
+          <w:sz w:val="18"/>
+          <w:highlight w:val="lightGray"/>
+        </w:rPr>
+        <w:t>on</w:t>
+      </w:r>
+      <w:r>
+        <w:rPr>
+          <w:rFonts w:ascii="Arial" w:eastAsia="Arial" w:hAnsi="Arial"/>
+          <w:sz w:val="18"/>
+          <w:highlight w:val="lightGray"/>
+        </w:rPr>
+        <w:t xml:space="preserve"> [8/18/2025]</w:t>
       </w:r>
     </w:p>
     <w:p>
@@ -1281,7 +1451,7 @@
           <w:ilvl w:val="0"/>
           <w:numId w:val="2"/>
         </w:numPr>
-        <w:spacing w:before="240"/>
+        <w:spacing w:before="240" w:after="0" w:line="276" w:lineRule="auto"/>
       </w:pPr>
       <w:r>
         <w:rPr>
@@ -1309,6 +1479,7 @@
           <w:ilvl w:val="0"/>
           <w:numId w:val="2"/>
         </w:numPr>
+        <w:spacing w:after="0" w:line="276" w:lineRule="auto"/>
         <w:rPr>
           <w:rFonts w:ascii="Roboto Mono" w:eastAsia="Roboto Mono" w:hAnsi="Roboto Mono" w:cs="Roboto Mono"/>
         </w:rPr>
@@ -1332,6 +1503,7 @@
           <w:ilvl w:val="1"/>
           <w:numId w:val="2"/>
         </w:numPr>
+        <w:spacing w:after="0" w:line="276" w:lineRule="auto"/>
       </w:pPr>
       <w:r>
         <w:rPr>
@@ -1365,6 +1537,7 @@
           <w:ilvl w:val="1"/>
           <w:numId w:val="2"/>
         </w:numPr>
+        <w:spacing w:after="0" w:line="276" w:lineRule="auto"/>
       </w:pPr>
       <w:r>
         <w:rPr>
@@ -1398,7 +1571,7 @@
           <w:ilvl w:val="1"/>
           <w:numId w:val="2"/>
         </w:numPr>
-        <w:spacing w:after="240"/>
+        <w:spacing w:after="240" w:line="276" w:lineRule="auto"/>
       </w:pPr>
       <w:r>
         <w:rPr>
@@ -1425,7 +1598,7 @@
     </w:p>
     <w:p>
       <w:r>
-        <w:pict w14:anchorId="0C7B7053">
+        <w:pict w14:anchorId="5CF7F01B">
           <v:rect id="_x0000_i1030" style="width:0;height:1.5pt" o:hralign="center" o:hrstd="t" o:hr="t" fillcolor="#a0a0a0" stroked="f"/>
         </w:pict>
       </w:r>
@@ -1441,7 +1614,6 @@
         <w:rPr>
           <w:rFonts w:ascii="Roboto Mono" w:eastAsia="Roboto Mono" w:hAnsi="Roboto Mono" w:cs="Roboto Mono"/>
         </w:rPr>
-        <w:lastRenderedPageBreak/>
         <w:t xml:space="preserve">👉 </w:t>
       </w:r>
       <w:r>
@@ -1493,18 +1665,19 @@
     </w:p>
     <w:p>
       <w:r>
-        <w:pict w14:anchorId="7690E323">
+        <w:pict w14:anchorId="2EC32888">
           <v:rect id="_x0000_i1031" style="width:0;height:1.5pt" o:hralign="center" o:hrstd="t" o:hr="t" fillcolor="#a0a0a0" stroked="f"/>
         </w:pict>
       </w:r>
     </w:p>
+    <w:p/>
     <w:p/>
     <w:p/>
     <w:sectPr>
       <w:pgSz w:w="12240" w:h="15840"/>
       <w:pgMar w:top="1440" w:right="1440" w:bottom="1440" w:left="1440" w:header="720" w:footer="720" w:gutter="0"/>
-      <w:pgNumType w:start="1"/>
       <w:cols w:space="720"/>
+      <w:docGrid w:linePitch="360"/>
     </w:sectPr>
   </w:body>
 </w:document>
@@ -2611,18 +2784,6 @@
   <w:style w:type="paragraph" w:default="1" w:styleId="Normal">
     <w:name w:val="Normal"/>
     <w:qFormat/>
-    <w:rsid w:val="008600CC"/>
-    <w:pPr>
-      <w:spacing w:after="0" w:line="276" w:lineRule="auto"/>
-    </w:pPr>
-    <w:rPr>
-      <w:rFonts w:ascii="Arial" w:eastAsia="Arial" w:hAnsi="Arial" w:cs="Arial"/>
-      <w:kern w:val="0"/>
-      <w:sz w:val="22"/>
-      <w:szCs w:val="22"/>
-      <w:lang w:val="en"/>
-      <w14:ligatures w14:val="none"/>
-    </w:rPr>
   </w:style>
   <w:style w:type="paragraph" w:styleId="Heading1">
     <w:name w:val="heading 1"/>
@@ -2631,7 +2792,7 @@
     <w:link w:val="Heading1Char"/>
     <w:uiPriority w:val="9"/>
     <w:qFormat/>
-    <w:rsid w:val="000E073D"/>
+    <w:rsid w:val="00375D09"/>
     <w:pPr>
       <w:keepNext/>
       <w:keepLines/>
@@ -2653,7 +2814,7 @@
     <w:uiPriority w:val="9"/>
     <w:unhideWhenUsed/>
     <w:qFormat/>
-    <w:rsid w:val="000E073D"/>
+    <w:rsid w:val="00375D09"/>
     <w:pPr>
       <w:keepNext/>
       <w:keepLines/>
@@ -2676,7 +2837,7 @@
     <w:semiHidden/>
     <w:unhideWhenUsed/>
     <w:qFormat/>
-    <w:rsid w:val="000E073D"/>
+    <w:rsid w:val="00375D09"/>
     <w:pPr>
       <w:keepNext/>
       <w:keepLines/>
@@ -2699,7 +2860,7 @@
     <w:semiHidden/>
     <w:unhideWhenUsed/>
     <w:qFormat/>
-    <w:rsid w:val="000E073D"/>
+    <w:rsid w:val="00375D09"/>
     <w:pPr>
       <w:keepNext/>
       <w:keepLines/>
@@ -2722,7 +2883,7 @@
     <w:semiHidden/>
     <w:unhideWhenUsed/>
     <w:qFormat/>
-    <w:rsid w:val="000E073D"/>
+    <w:rsid w:val="00375D09"/>
     <w:pPr>
       <w:keepNext/>
       <w:keepLines/>
@@ -2743,11 +2904,11 @@
     <w:semiHidden/>
     <w:unhideWhenUsed/>
     <w:qFormat/>
-    <w:rsid w:val="000E073D"/>
+    <w:rsid w:val="00375D09"/>
     <w:pPr>
       <w:keepNext/>
       <w:keepLines/>
-      <w:spacing w:before="40"/>
+      <w:spacing w:before="40" w:after="0"/>
       <w:outlineLvl w:val="5"/>
     </w:pPr>
     <w:rPr>
@@ -2766,11 +2927,11 @@
     <w:semiHidden/>
     <w:unhideWhenUsed/>
     <w:qFormat/>
-    <w:rsid w:val="000E073D"/>
+    <w:rsid w:val="00375D09"/>
     <w:pPr>
       <w:keepNext/>
       <w:keepLines/>
-      <w:spacing w:before="40"/>
+      <w:spacing w:before="40" w:after="0"/>
       <w:outlineLvl w:val="6"/>
     </w:pPr>
     <w:rPr>
@@ -2787,10 +2948,11 @@
     <w:semiHidden/>
     <w:unhideWhenUsed/>
     <w:qFormat/>
-    <w:rsid w:val="000E073D"/>
+    <w:rsid w:val="00375D09"/>
     <w:pPr>
       <w:keepNext/>
       <w:keepLines/>
+      <w:spacing w:after="0"/>
       <w:outlineLvl w:val="7"/>
     </w:pPr>
     <w:rPr>
@@ -2809,10 +2971,11 @@
     <w:semiHidden/>
     <w:unhideWhenUsed/>
     <w:qFormat/>
-    <w:rsid w:val="000E073D"/>
+    <w:rsid w:val="00375D09"/>
     <w:pPr>
       <w:keepNext/>
       <w:keepLines/>
+      <w:spacing w:after="0"/>
       <w:outlineLvl w:val="8"/>
     </w:pPr>
     <w:rPr>
@@ -2852,7 +3015,7 @@
     <w:basedOn w:val="DefaultParagraphFont"/>
     <w:link w:val="Heading1"/>
     <w:uiPriority w:val="9"/>
-    <w:rsid w:val="000E073D"/>
+    <w:rsid w:val="00375D09"/>
     <w:rPr>
       <w:rFonts w:asciiTheme="majorHAnsi" w:eastAsiaTheme="majorEastAsia" w:hAnsiTheme="majorHAnsi" w:cstheme="majorBidi"/>
       <w:color w:val="2F5496" w:themeColor="accent1" w:themeShade="BF"/>
@@ -2865,7 +3028,7 @@
     <w:basedOn w:val="DefaultParagraphFont"/>
     <w:link w:val="Heading2"/>
     <w:uiPriority w:val="9"/>
-    <w:rsid w:val="000E073D"/>
+    <w:rsid w:val="00375D09"/>
     <w:rPr>
       <w:rFonts w:asciiTheme="majorHAnsi" w:eastAsiaTheme="majorEastAsia" w:hAnsiTheme="majorHAnsi" w:cstheme="majorBidi"/>
       <w:color w:val="2F5496" w:themeColor="accent1" w:themeShade="BF"/>
@@ -2879,7 +3042,7 @@
     <w:link w:val="Heading3"/>
     <w:uiPriority w:val="9"/>
     <w:semiHidden/>
-    <w:rsid w:val="000E073D"/>
+    <w:rsid w:val="00375D09"/>
     <w:rPr>
       <w:rFonts w:eastAsiaTheme="majorEastAsia" w:cstheme="majorBidi"/>
       <w:color w:val="2F5496" w:themeColor="accent1" w:themeShade="BF"/>
@@ -2893,7 +3056,7 @@
     <w:link w:val="Heading4"/>
     <w:uiPriority w:val="9"/>
     <w:semiHidden/>
-    <w:rsid w:val="000E073D"/>
+    <w:rsid w:val="00375D09"/>
     <w:rPr>
       <w:rFonts w:eastAsiaTheme="majorEastAsia" w:cstheme="majorBidi"/>
       <w:i/>
@@ -2907,7 +3070,7 @@
     <w:link w:val="Heading5"/>
     <w:uiPriority w:val="9"/>
     <w:semiHidden/>
-    <w:rsid w:val="000E073D"/>
+    <w:rsid w:val="00375D09"/>
     <w:rPr>
       <w:rFonts w:eastAsiaTheme="majorEastAsia" w:cstheme="majorBidi"/>
       <w:color w:val="2F5496" w:themeColor="accent1" w:themeShade="BF"/>
@@ -2919,7 +3082,7 @@
     <w:link w:val="Heading6"/>
     <w:uiPriority w:val="9"/>
     <w:semiHidden/>
-    <w:rsid w:val="000E073D"/>
+    <w:rsid w:val="00375D09"/>
     <w:rPr>
       <w:rFonts w:eastAsiaTheme="majorEastAsia" w:cstheme="majorBidi"/>
       <w:i/>
@@ -2933,7 +3096,7 @@
     <w:link w:val="Heading7"/>
     <w:uiPriority w:val="9"/>
     <w:semiHidden/>
-    <w:rsid w:val="000E073D"/>
+    <w:rsid w:val="00375D09"/>
     <w:rPr>
       <w:rFonts w:eastAsiaTheme="majorEastAsia" w:cstheme="majorBidi"/>
       <w:color w:val="595959" w:themeColor="text1" w:themeTint="A6"/>
@@ -2945,7 +3108,7 @@
     <w:link w:val="Heading8"/>
     <w:uiPriority w:val="9"/>
     <w:semiHidden/>
-    <w:rsid w:val="000E073D"/>
+    <w:rsid w:val="00375D09"/>
     <w:rPr>
       <w:rFonts w:eastAsiaTheme="majorEastAsia" w:cstheme="majorBidi"/>
       <w:i/>
@@ -2959,7 +3122,7 @@
     <w:link w:val="Heading9"/>
     <w:uiPriority w:val="9"/>
     <w:semiHidden/>
-    <w:rsid w:val="000E073D"/>
+    <w:rsid w:val="00375D09"/>
     <w:rPr>
       <w:rFonts w:eastAsiaTheme="majorEastAsia" w:cstheme="majorBidi"/>
       <w:color w:val="272727" w:themeColor="text1" w:themeTint="D8"/>
@@ -2972,7 +3135,7 @@
     <w:link w:val="TitleChar"/>
     <w:uiPriority w:val="10"/>
     <w:qFormat/>
-    <w:rsid w:val="000E073D"/>
+    <w:rsid w:val="00375D09"/>
     <w:pPr>
       <w:spacing w:after="80" w:line="240" w:lineRule="auto"/>
       <w:contextualSpacing/>
@@ -2990,7 +3153,7 @@
     <w:basedOn w:val="DefaultParagraphFont"/>
     <w:link w:val="Title"/>
     <w:uiPriority w:val="10"/>
-    <w:rsid w:val="000E073D"/>
+    <w:rsid w:val="00375D09"/>
     <w:rPr>
       <w:rFonts w:asciiTheme="majorHAnsi" w:eastAsiaTheme="majorEastAsia" w:hAnsiTheme="majorHAnsi" w:cstheme="majorBidi"/>
       <w:spacing w:val="-10"/>
@@ -3006,7 +3169,7 @@
     <w:link w:val="SubtitleChar"/>
     <w:uiPriority w:val="11"/>
     <w:qFormat/>
-    <w:rsid w:val="000E073D"/>
+    <w:rsid w:val="00375D09"/>
     <w:pPr>
       <w:numPr>
         <w:ilvl w:val="1"/>
@@ -3025,7 +3188,7 @@
     <w:basedOn w:val="DefaultParagraphFont"/>
     <w:link w:val="Subtitle"/>
     <w:uiPriority w:val="11"/>
-    <w:rsid w:val="000E073D"/>
+    <w:rsid w:val="00375D09"/>
     <w:rPr>
       <w:rFonts w:eastAsiaTheme="majorEastAsia" w:cstheme="majorBidi"/>
       <w:color w:val="595959" w:themeColor="text1" w:themeTint="A6"/>
@@ -3041,7 +3204,7 @@
     <w:link w:val="QuoteChar"/>
     <w:uiPriority w:val="29"/>
     <w:qFormat/>
-    <w:rsid w:val="000E073D"/>
+    <w:rsid w:val="00375D09"/>
     <w:pPr>
       <w:spacing w:before="160"/>
       <w:jc w:val="center"/>
@@ -3057,7 +3220,7 @@
     <w:basedOn w:val="DefaultParagraphFont"/>
     <w:link w:val="Quote"/>
     <w:uiPriority w:val="29"/>
-    <w:rsid w:val="000E073D"/>
+    <w:rsid w:val="00375D09"/>
     <w:rPr>
       <w:i/>
       <w:iCs/>
@@ -3069,7 +3232,7 @@
     <w:basedOn w:val="Normal"/>
     <w:uiPriority w:val="34"/>
     <w:qFormat/>
-    <w:rsid w:val="000E073D"/>
+    <w:rsid w:val="00375D09"/>
     <w:pPr>
       <w:ind w:left="720"/>
       <w:contextualSpacing/>
@@ -3080,7 +3243,7 @@
     <w:basedOn w:val="DefaultParagraphFont"/>
     <w:uiPriority w:val="21"/>
     <w:qFormat/>
-    <w:rsid w:val="000E073D"/>
+    <w:rsid w:val="00375D09"/>
     <w:rPr>
       <w:i/>
       <w:iCs/>
@@ -3094,7 +3257,7 @@
     <w:link w:val="IntenseQuoteChar"/>
     <w:uiPriority w:val="30"/>
     <w:qFormat/>
-    <w:rsid w:val="000E073D"/>
+    <w:rsid w:val="00375D09"/>
     <w:pPr>
       <w:pBdr>
         <w:top w:val="single" w:sz="4" w:space="10" w:color="2F5496" w:themeColor="accent1" w:themeShade="BF"/>
@@ -3115,7 +3278,7 @@
     <w:basedOn w:val="DefaultParagraphFont"/>
     <w:link w:val="IntenseQuote"/>
     <w:uiPriority w:val="30"/>
-    <w:rsid w:val="000E073D"/>
+    <w:rsid w:val="00375D09"/>
     <w:rPr>
       <w:i/>
       <w:iCs/>
@@ -3127,7 +3290,7 @@
     <w:basedOn w:val="DefaultParagraphFont"/>
     <w:uiPriority w:val="32"/>
     <w:qFormat/>
-    <w:rsid w:val="000E073D"/>
+    <w:rsid w:val="00375D09"/>
     <w:rPr>
       <w:b/>
       <w:bCs/>
